--- a/output/docx/ru/BUFRCREX_TableB_ru_24.docx
+++ b/output/docx/ru/BUFRCREX_TableB_ru_24.docx
@@ -1977,7 +1977,7 @@
                 <w:b w:val="0"/>
                 <w:sz w:val="16"/>
               </w:rPr>
-              <w:t>Note 81: Дескриптор 0 24 014 — Уровень дозы гамма излучения — предназначен для использования при сообщении этого элемента в нормальных условиях, ядерные аварии исключаются.</w:t>
+              <w:t>Note B81: Дескриптор 0 24 014 — Уровень дозы гамма излучения — предназначен для использования при сообщении этого элемента в нормальных условиях, ядерные аварии исключаются.</w:t>
             </w:r>
           </w:p>
         </w:tc>
@@ -2775,7 +2775,7 @@
           <w:i/>
           <w:sz w:val="14"/>
         </w:rPr>
-        <w:t>Note 162: Пригодные диапазоны, использованные выше: 1011–1019 Бк для выбросов; 10-2–107 Бк и 10-2–107 мЗв для концентраций и доз.</w:t>
+        <w:t>Note B162: Пригодные диапазоны, использованные выше: 1011–1019 Бк для выбросов; 10-2–107 Бк и 10-2–107 мЗв для концентраций и доз.</w:t>
       </w:r>
     </w:p>
     <w:sectPr>
